--- a/paper/Adesiyan_Retailer_Churn_Food_Access.docx
+++ b/paper/Adesiyan_Retailer_Churn_Food_Access.docx
@@ -7210,7 +7210,7 @@
           <w:sz w:val="24"/>
           <w:szCs w:val="24"/>
         </w:rPr>
-        <w:t xml:space="preserve">All data used in this paper are publicly available from the U.S. Department of Agriculture (USDA FNS 2026a; USDA ERS 2026). The code and processed data needed to reproduce every table and figure are available at https://github.com/Tlayem/retailer-churn and archived on Zenodo; the DOI is listed in the repository.</w:t>
+        <w:t xml:space="preserve">All data used in this paper are publicly available from the U.S. Department of Agriculture (USDA FNS 2026a; USDA ERS 2026). The code and processed data needed to reproduce every table and figure are available at https://github.com/Tlayem/retailer-churn and archived on Zenodo (https://doi.org/10.5281/zenodo.22884651).</w:t>
       </w:r>
     </w:p>
     <w:p>
